--- a/homework/hw-03.docx
+++ b/homework/hw-03.docx
@@ -676,13 +676,13 @@
       </w:r>
     </w:p>
     <w:bookmarkEnd w:id="22"/>
-    <w:bookmarkStart w:id="23" w:name="part-4-real-data-new-this-year"/>
+    <w:bookmarkStart w:id="23" w:name="part-4-real-data"/>
     <w:p>
       <w:pPr>
         <w:pStyle w:val="Heading2"/>
       </w:pPr>
       <w:r>
-        <w:t xml:space="preserve">Part 4: Real Data (new this year)</w:t>
+        <w:t xml:space="preserve">Part 4: Real Data</w:t>
       </w:r>
     </w:p>
     <w:p>

--- a/homework/hw-03.docx
+++ b/homework/hw-03.docx
@@ -986,6 +986,241 @@
       </w:r>
     </w:p>
     <w:bookmarkEnd w:id="23"/>
+    <w:bookmarkStart w:id="24" w:name="part-5-reversing-a-conditional"/>
+    <w:p>
+      <w:pPr>
+        <w:pStyle w:val="Heading2"/>
+      </w:pPr>
+      <w:r>
+        <w:t xml:space="preserve">Part 5: Reversing a Conditional</w:t>
+      </w:r>
+    </w:p>
+    <w:p>
+      <w:pPr>
+        <w:pStyle w:val="FirstParagraph"/>
+      </w:pPr>
+      <w:r>
+        <w:t xml:space="preserve">A roadside field drug test has these properties:</w:t>
+      </w:r>
+    </w:p>
+    <w:p>
+      <w:pPr>
+        <w:pStyle w:val="Compact"/>
+        <w:numPr>
+          <w:ilvl w:val="0"/>
+          <w:numId w:val="1005"/>
+        </w:numPr>
+      </w:pPr>
+      <w:r>
+        <w:rPr>
+          <w:b/>
+          <w:bCs/>
+        </w:rPr>
+        <w:t xml:space="preserve">5%</w:t>
+      </w:r>
+      <w:r>
+        <w:t xml:space="preserve"> </w:t>
+      </w:r>
+      <w:r>
+        <w:t xml:space="preserve">of stopped drivers actually carry drugs (the base rate)</w:t>
+      </w:r>
+    </w:p>
+    <w:p>
+      <w:pPr>
+        <w:pStyle w:val="Compact"/>
+        <w:numPr>
+          <w:ilvl w:val="0"/>
+          <w:numId w:val="1005"/>
+        </w:numPr>
+      </w:pPr>
+      <w:r>
+        <w:t xml:space="preserve">The test flags</w:t>
+      </w:r>
+      <w:r>
+        <w:t xml:space="preserve"> </w:t>
+      </w:r>
+      <w:r>
+        <w:rPr>
+          <w:b/>
+          <w:bCs/>
+        </w:rPr>
+        <w:t xml:space="preserve">90%</w:t>
+      </w:r>
+      <w:r>
+        <w:t xml:space="preserve"> </w:t>
+      </w:r>
+      <w:r>
+        <w:t xml:space="preserve">of drivers who carry (sensitivity)</w:t>
+      </w:r>
+    </w:p>
+    <w:p>
+      <w:pPr>
+        <w:pStyle w:val="Compact"/>
+        <w:numPr>
+          <w:ilvl w:val="0"/>
+          <w:numId w:val="1005"/>
+        </w:numPr>
+      </w:pPr>
+      <w:r>
+        <w:t xml:space="preserve">The test also flags</w:t>
+      </w:r>
+      <w:r>
+        <w:t xml:space="preserve"> </w:t>
+      </w:r>
+      <w:r>
+        <w:rPr>
+          <w:b/>
+          <w:bCs/>
+        </w:rPr>
+        <w:t xml:space="preserve">8%</w:t>
+      </w:r>
+      <w:r>
+        <w:t xml:space="preserve"> </w:t>
+      </w:r>
+      <w:r>
+        <w:t xml:space="preserve">of drivers who do</w:t>
+      </w:r>
+      <w:r>
+        <w:t xml:space="preserve"> </w:t>
+      </w:r>
+      <w:r>
+        <w:rPr>
+          <w:i/>
+          <w:iCs/>
+        </w:rPr>
+        <w:t xml:space="preserve">not</w:t>
+      </w:r>
+      <w:r>
+        <w:t xml:space="preserve"> </w:t>
+      </w:r>
+      <w:r>
+        <w:t xml:space="preserve">carry (false-positive rate)</w:t>
+      </w:r>
+    </w:p>
+    <w:p>
+      <w:pPr>
+        <w:numPr>
+          <w:ilvl w:val="0"/>
+          <w:numId w:val="1006"/>
+        </w:numPr>
+      </w:pPr>
+      <w:r>
+        <w:t xml:space="preserve">For 1,000 stops, build the counting table from lecture — how many carriers get flagged, how many non-carriers get flagged? You can do the arithmetic directly in R (e.g.,</w:t>
+      </w:r>
+      <w:r>
+        <w:t xml:space="preserve"> </w:t>
+      </w:r>
+      <w:r>
+        <w:rPr>
+          <w:rStyle w:val="VerbatimChar"/>
+        </w:rPr>
+        <w:t xml:space="preserve">1000 * 0.05 * 0.90</w:t>
+      </w:r>
+      <w:r>
+        <w:t xml:space="preserve">) or lay it out with</w:t>
+      </w:r>
+      <w:r>
+        <w:t xml:space="preserve"> </w:t>
+      </w:r>
+      <w:r>
+        <w:rPr>
+          <w:rStyle w:val="VerbatimChar"/>
+        </w:rPr>
+        <w:t xml:space="preserve">tribble()</w:t>
+      </w:r>
+      <w:r>
+        <w:t xml:space="preserve">. Report the total number of flagged drivers.</w:t>
+      </w:r>
+    </w:p>
+    <w:p>
+      <w:pPr>
+        <w:numPr>
+          <w:ilvl w:val="0"/>
+          <w:numId w:val="1006"/>
+        </w:numPr>
+      </w:pPr>
+      <w:r>
+        <w:t xml:space="preserve">Using your counts from Q15, compute</w:t>
+      </w:r>
+      <w:r>
+        <w:t xml:space="preserve"> </w:t>
+      </w:r>
+      <w:r>
+        <w:rPr>
+          <w:b/>
+          <w:bCs/>
+        </w:rPr>
+        <w:t xml:space="preserve">P(carries | flagged)</w:t>
+      </w:r>
+      <w:r>
+        <w:t xml:space="preserve"> </w:t>
+      </w:r>
+      <w:r>
+        <w:t xml:space="preserve">— the probability a</w:t>
+      </w:r>
+      <w:r>
+        <w:t xml:space="preserve"> </w:t>
+      </w:r>
+      <w:r>
+        <w:rPr>
+          <w:i/>
+          <w:iCs/>
+        </w:rPr>
+        <w:t xml:space="preserve">flagged</w:t>
+      </w:r>
+      <w:r>
+        <w:t xml:space="preserve"> </w:t>
+      </w:r>
+      <w:r>
+        <w:t xml:space="preserve">driver actually carries.</w:t>
+      </w:r>
+    </w:p>
+    <w:p>
+      <w:pPr>
+        <w:numPr>
+          <w:ilvl w:val="0"/>
+          <w:numId w:val="1006"/>
+        </w:numPr>
+      </w:pPr>
+      <w:r>
+        <w:rPr>
+          <w:b/>
+          <w:bCs/>
+        </w:rPr>
+        <w:t xml:space="preserve">Interpretation (in a comment):</w:t>
+      </w:r>
+      <w:r>
+        <w:t xml:space="preserve"> </w:t>
+      </w:r>
+      <w:r>
+        <w:t xml:space="preserve">the manufacturer advertises the test as</w:t>
+      </w:r>
+      <w:r>
+        <w:t xml:space="preserve"> </w:t>
+      </w:r>
+      <w:r>
+        <w:t xml:space="preserve">“90% accurate.”</w:t>
+      </w:r>
+      <w:r>
+        <w:t xml:space="preserve"> </w:t>
+      </w:r>
+      <w:r>
+        <w:t xml:space="preserve">In one or two sentences: why is your Q16 answer nowhere near 90%, and which conditional probability does the</w:t>
+      </w:r>
+      <w:r>
+        <w:t xml:space="preserve"> </w:t>
+      </w:r>
+      <w:r>
+        <w:t xml:space="preserve">“90%”</w:t>
+      </w:r>
+      <w:r>
+        <w:t xml:space="preserve"> </w:t>
+      </w:r>
+      <w:r>
+        <w:t xml:space="preserve">actually describe?</w:t>
+      </w:r>
+    </w:p>
+    <w:bookmarkEnd w:id="24"/>
     <w:sectPr>
       <w:footnotePr>
         <w:numRestart w:val="eachSect"/>
@@ -1436,6 +1671,194 @@
       </w:pPr>
     </w:lvl>
   </w:abstractNum>
+  <w:abstractNum w:abstractNumId="991">
+    <w:nsid w:val="0000A991"/>
+    <w:multiLevelType w:val="multilevel"/>
+    <w:lvl w:ilvl="0">
+      <w:numFmt w:val="bullet"/>
+      <w:lvlText w:val=""/>
+      <w:lvlJc w:val="left"/>
+      <w:pPr>
+        <w:ind w:left="720" w:hanging="360"/>
+      </w:pPr>
+      <w:rPr>
+        <w:rFonts w:ascii="Symbol" w:hAnsi="Symbol" w:cs="Symbol" w:hint="default"/>
+      </w:rPr>
+    </w:lvl>
+    <w:lvl w:ilvl="1">
+      <w:numFmt w:val="bullet"/>
+      <w:lvlText w:val="o"/>
+      <w:lvlJc w:val="left"/>
+      <w:pPr>
+        <w:ind w:left="1440" w:hanging="360"/>
+      </w:pPr>
+      <w:rPr>
+        <w:rFonts w:ascii="Courier New" w:hAnsi="Courier New" w:cs="Courier New" w:hint="default"/>
+      </w:rPr>
+    </w:lvl>
+    <w:lvl w:ilvl="2">
+      <w:numFmt w:val="bullet"/>
+      <w:lvlText w:val=""/>
+      <w:lvlJc w:val="left"/>
+      <w:pPr>
+        <w:ind w:left="2160" w:hanging="360"/>
+      </w:pPr>
+      <w:rPr>
+        <w:rFonts w:ascii="Wingdings" w:hAnsi="Wingdings" w:cs="Wingdings" w:hint="default"/>
+      </w:rPr>
+    </w:lvl>
+    <w:lvl w:ilvl="3">
+      <w:numFmt w:val="bullet"/>
+      <w:lvlText w:val=""/>
+      <w:lvlJc w:val="left"/>
+      <w:pPr>
+        <w:ind w:left="2880" w:hanging="360"/>
+      </w:pPr>
+      <w:rPr>
+        <w:rFonts w:ascii="Symbol" w:hAnsi="Symbol" w:cs="Symbol" w:hint="default"/>
+      </w:rPr>
+    </w:lvl>
+    <w:lvl w:ilvl="4">
+      <w:numFmt w:val="bullet"/>
+      <w:lvlText w:val="o"/>
+      <w:lvlJc w:val="left"/>
+      <w:pPr>
+        <w:ind w:left="3600" w:hanging="360"/>
+      </w:pPr>
+      <w:rPr>
+        <w:rFonts w:ascii="Courier New" w:hAnsi="Courier New" w:cs="Courier New" w:hint="default"/>
+      </w:rPr>
+    </w:lvl>
+    <w:lvl w:ilvl="5">
+      <w:numFmt w:val="bullet"/>
+      <w:lvlText w:val=""/>
+      <w:lvlJc w:val="left"/>
+      <w:pPr>
+        <w:ind w:left="4320" w:hanging="360"/>
+      </w:pPr>
+      <w:rPr>
+        <w:rFonts w:ascii="Wingdings" w:hAnsi="Wingdings" w:cs="Wingdings" w:hint="default"/>
+      </w:rPr>
+    </w:lvl>
+    <w:lvl w:ilvl="6">
+      <w:numFmt w:val="bullet"/>
+      <w:lvlText w:val=""/>
+      <w:lvlJc w:val="left"/>
+      <w:pPr>
+        <w:ind w:left="5040" w:hanging="360"/>
+      </w:pPr>
+      <w:rPr>
+        <w:rFonts w:ascii="Symbol" w:hAnsi="Symbol" w:cs="Symbol" w:hint="default"/>
+      </w:rPr>
+    </w:lvl>
+    <w:lvl w:ilvl="7">
+      <w:numFmt w:val="bullet"/>
+      <w:lvlText w:val="o"/>
+      <w:lvlJc w:val="left"/>
+      <w:pPr>
+        <w:ind w:left="5760" w:hanging="360"/>
+      </w:pPr>
+      <w:rPr>
+        <w:rFonts w:ascii="Courier New" w:hAnsi="Courier New" w:cs="Courier New" w:hint="default"/>
+      </w:rPr>
+    </w:lvl>
+    <w:lvl w:ilvl="8">
+      <w:numFmt w:val="bullet"/>
+      <w:lvlText w:val=""/>
+      <w:lvlJc w:val="left"/>
+      <w:pPr>
+        <w:ind w:left="6480" w:hanging="360"/>
+      </w:pPr>
+      <w:rPr>
+        <w:rFonts w:ascii="Wingdings" w:hAnsi="Wingdings" w:cs="Wingdings" w:hint="default"/>
+      </w:rPr>
+    </w:lvl>
+  </w:abstractNum>
+  <w:abstractNum w:abstractNumId="994115">
+    <w:nsid w:val="0A994115"/>
+    <w:multiLevelType w:val="multilevel"/>
+    <w:lvl w:ilvl="0">
+      <w:start w:val="15"/>
+      <w:numFmt w:val="decimal"/>
+      <w:lvlText w:val="%1."/>
+      <w:lvlJc w:val="left"/>
+      <w:pPr>
+        <w:ind w:left="720" w:hanging="360"/>
+      </w:pPr>
+    </w:lvl>
+    <w:lvl w:ilvl="1">
+      <w:start w:val="15"/>
+      <w:numFmt w:val="decimal"/>
+      <w:lvlText w:val="%2."/>
+      <w:lvlJc w:val="left"/>
+      <w:pPr>
+        <w:ind w:left="1440" w:hanging="360"/>
+      </w:pPr>
+    </w:lvl>
+    <w:lvl w:ilvl="2">
+      <w:start w:val="15"/>
+      <w:numFmt w:val="decimal"/>
+      <w:lvlText w:val="%3."/>
+      <w:lvlJc w:val="left"/>
+      <w:pPr>
+        <w:ind w:left="2160" w:hanging="360"/>
+      </w:pPr>
+    </w:lvl>
+    <w:lvl w:ilvl="3">
+      <w:start w:val="15"/>
+      <w:numFmt w:val="decimal"/>
+      <w:lvlText w:val="%4."/>
+      <w:lvlJc w:val="left"/>
+      <w:pPr>
+        <w:ind w:left="2880" w:hanging="360"/>
+      </w:pPr>
+    </w:lvl>
+    <w:lvl w:ilvl="4">
+      <w:start w:val="15"/>
+      <w:numFmt w:val="decimal"/>
+      <w:lvlText w:val="%5."/>
+      <w:lvlJc w:val="left"/>
+      <w:pPr>
+        <w:ind w:left="3600" w:hanging="360"/>
+      </w:pPr>
+    </w:lvl>
+    <w:lvl w:ilvl="5">
+      <w:start w:val="15"/>
+      <w:numFmt w:val="decimal"/>
+      <w:lvlText w:val="%6."/>
+      <w:lvlJc w:val="left"/>
+      <w:pPr>
+        <w:ind w:left="4320" w:hanging="360"/>
+      </w:pPr>
+    </w:lvl>
+    <w:lvl w:ilvl="6">
+      <w:start w:val="15"/>
+      <w:numFmt w:val="decimal"/>
+      <w:lvlText w:val="%7."/>
+      <w:lvlJc w:val="left"/>
+      <w:pPr>
+        <w:ind w:left="5040" w:hanging="360"/>
+      </w:pPr>
+    </w:lvl>
+    <w:lvl w:ilvl="7">
+      <w:start w:val="15"/>
+      <w:numFmt w:val="decimal"/>
+      <w:lvlText w:val="%8."/>
+      <w:lvlJc w:val="left"/>
+      <w:pPr>
+        <w:ind w:left="5760" w:hanging="360"/>
+      </w:pPr>
+    </w:lvl>
+    <w:lvl w:ilvl="8">
+      <w:start w:val="15"/>
+      <w:numFmt w:val="decimal"/>
+      <w:lvlText w:val="%9."/>
+      <w:lvlJc w:val="left"/>
+      <w:pPr>
+        <w:ind w:left="6480" w:hanging="360"/>
+      </w:pPr>
+    </w:lvl>
+  </w:abstractNum>
   <w:num w:numId="1000">
     <w:abstractNumId w:val="990"/>
   </w:num>
@@ -1557,6 +1980,39 @@
     </w:lvlOverride>
     <w:lvlOverride w:ilvl="8">
       <w:startOverride w:val="10"/>
+    </w:lvlOverride>
+  </w:num>
+  <w:num w:numId="1005">
+    <w:abstractNumId w:val="991"/>
+  </w:num>
+  <w:num w:numId="1006">
+    <w:abstractNumId w:val="994115"/>
+    <w:lvlOverride w:ilvl="0">
+      <w:startOverride w:val="15"/>
+    </w:lvlOverride>
+    <w:lvlOverride w:ilvl="1">
+      <w:startOverride w:val="15"/>
+    </w:lvlOverride>
+    <w:lvlOverride w:ilvl="2">
+      <w:startOverride w:val="15"/>
+    </w:lvlOverride>
+    <w:lvlOverride w:ilvl="3">
+      <w:startOverride w:val="15"/>
+    </w:lvlOverride>
+    <w:lvlOverride w:ilvl="4">
+      <w:startOverride w:val="15"/>
+    </w:lvlOverride>
+    <w:lvlOverride w:ilvl="5">
+      <w:startOverride w:val="15"/>
+    </w:lvlOverride>
+    <w:lvlOverride w:ilvl="6">
+      <w:startOverride w:val="15"/>
+    </w:lvlOverride>
+    <w:lvlOverride w:ilvl="7">
+      <w:startOverride w:val="15"/>
+    </w:lvlOverride>
+    <w:lvlOverride w:ilvl="8">
+      <w:startOverride w:val="15"/>
     </w:lvlOverride>
   </w:num>
 </w:numbering>

--- a/homework/hw-03.docx
+++ b/homework/hw-03.docx
@@ -15,7 +15,7 @@
         <w:pStyle w:val="Subtitle"/>
       </w:pPr>
       <w:r>
-        <w:t xml:space="preserve">CRJU 705 · due before noon Tuesday ahead of Session 4</w:t>
+        <w:t xml:space="preserve">CRJU 705 · due by 11:59 pm Sunday ahead of Session 4</w:t>
       </w:r>
     </w:p>
     <w:p>

--- a/homework/hw-03.docx
+++ b/homework/hw-03.docx
@@ -1221,6 +1221,324 @@
       </w:r>
     </w:p>
     <w:bookmarkEnd w:id="24"/>
+    <w:bookmarkStart w:id="27" w:name="part-6-r4ds-exercises-required"/>
+    <w:p>
+      <w:pPr>
+        <w:pStyle w:val="Heading2"/>
+      </w:pPr>
+      <w:r>
+        <w:t xml:space="preserve">Part 6: R4DS Exercises (required)</w:t>
+      </w:r>
+    </w:p>
+    <w:p>
+      <w:pPr>
+        <w:pStyle w:val="FirstParagraph"/>
+      </w:pPr>
+      <w:r>
+        <w:t xml:space="preserve">From your R4DS reading for Session 4 —</w:t>
+      </w:r>
+      <w:r>
+        <w:t xml:space="preserve"> </w:t>
+      </w:r>
+      <w:hyperlink r:id="rId25">
+        <w:r>
+          <w:rPr>
+            <w:rStyle w:val="Hyperlink"/>
+            <w:b/>
+            <w:bCs/>
+          </w:rPr>
+          <w:t xml:space="preserve">Ch. 5</w:t>
+        </w:r>
+      </w:hyperlink>
+      <w:r>
+        <w:t xml:space="preserve"> </w:t>
+      </w:r>
+      <w:r>
+        <w:t xml:space="preserve">and</w:t>
+      </w:r>
+      <w:r>
+        <w:t xml:space="preserve"> </w:t>
+      </w:r>
+      <w:hyperlink r:id="rId26">
+        <w:r>
+          <w:rPr>
+            <w:rStyle w:val="Hyperlink"/>
+            <w:b/>
+            <w:bCs/>
+          </w:rPr>
+          <w:t xml:space="preserve">Ch. 6</w:t>
+        </w:r>
+      </w:hyperlink>
+      <w:r>
+        <w:t xml:space="preserve">. No new packages;</w:t>
+      </w:r>
+      <w:r>
+        <w:t xml:space="preserve"> </w:t>
+      </w:r>
+      <w:r>
+        <w:rPr>
+          <w:rStyle w:val="VerbatimChar"/>
+        </w:rPr>
+        <w:t xml:space="preserve">table1</w:t>
+      </w:r>
+      <w:r>
+        <w:t xml:space="preserve">–</w:t>
+      </w:r>
+      <w:r>
+        <w:rPr>
+          <w:rStyle w:val="VerbatimChar"/>
+        </w:rPr>
+        <w:t xml:space="preserve">table3</w:t>
+      </w:r>
+      <w:r>
+        <w:t xml:space="preserve"> </w:t>
+      </w:r>
+      <w:r>
+        <w:t xml:space="preserve">ship with the tidyverse.</w:t>
+      </w:r>
+    </w:p>
+    <w:p>
+      <w:pPr>
+        <w:pStyle w:val="BodyText"/>
+      </w:pPr>
+      <w:r>
+        <w:t xml:space="preserve">Work these in the</w:t>
+      </w:r>
+      <w:r>
+        <w:t xml:space="preserve"> </w:t>
+      </w:r>
+      <w:r>
+        <w:rPr>
+          <w:b/>
+          <w:bCs/>
+        </w:rPr>
+        <w:t xml:space="preserve">same</w:t>
+      </w:r>
+      <w:r>
+        <w:rPr>
+          <w:b/>
+          <w:bCs/>
+        </w:rPr>
+        <w:t xml:space="preserve"> </w:t>
+      </w:r>
+      <w:r>
+        <w:rPr>
+          <w:rStyle w:val="VerbatimChar"/>
+          <w:b/>
+          <w:bCs/>
+        </w:rPr>
+        <w:t xml:space="preserve">.R</w:t>
+      </w:r>
+      <w:r>
+        <w:rPr>
+          <w:b/>
+          <w:bCs/>
+        </w:rPr>
+        <w:t xml:space="preserve"> </w:t>
+      </w:r>
+      <w:r>
+        <w:rPr>
+          <w:b/>
+          <w:bCs/>
+        </w:rPr>
+        <w:t xml:space="preserve">script</w:t>
+      </w:r>
+      <w:r>
+        <w:t xml:space="preserve">, under a</w:t>
+      </w:r>
+      <w:r>
+        <w:t xml:space="preserve"> </w:t>
+      </w:r>
+      <w:r>
+        <w:rPr>
+          <w:rStyle w:val="VerbatimChar"/>
+        </w:rPr>
+        <w:t xml:space="preserve"># ---- R4DS ----</w:t>
+      </w:r>
+      <w:r>
+        <w:t xml:space="preserve"> </w:t>
+      </w:r>
+      <w:r>
+        <w:t xml:space="preserve">header.</w:t>
+      </w:r>
+    </w:p>
+    <w:p>
+      <w:pPr>
+        <w:pStyle w:val="Compact"/>
+        <w:numPr>
+          <w:ilvl w:val="0"/>
+          <w:numId w:val="1007"/>
+        </w:numPr>
+      </w:pPr>
+      <w:r>
+        <w:rPr>
+          <w:b/>
+          <w:bCs/>
+        </w:rPr>
+        <w:t xml:space="preserve">5.2.1</w:t>
+      </w:r>
+      <w:r>
+        <w:t xml:space="preserve"> </w:t>
+      </w:r>
+      <w:r>
+        <w:t xml:space="preserve">#1 — for</w:t>
+      </w:r>
+      <w:r>
+        <w:t xml:space="preserve"> </w:t>
+      </w:r>
+      <w:r>
+        <w:rPr>
+          <w:rStyle w:val="VerbatimChar"/>
+        </w:rPr>
+        <w:t xml:space="preserve">table1</w:t>
+      </w:r>
+      <w:r>
+        <w:t xml:space="preserve">,</w:t>
+      </w:r>
+      <w:r>
+        <w:t xml:space="preserve"> </w:t>
+      </w:r>
+      <w:r>
+        <w:rPr>
+          <w:rStyle w:val="VerbatimChar"/>
+        </w:rPr>
+        <w:t xml:space="preserve">table2</w:t>
+      </w:r>
+      <w:r>
+        <w:t xml:space="preserve">, and</w:t>
+      </w:r>
+      <w:r>
+        <w:t xml:space="preserve"> </w:t>
+      </w:r>
+      <w:r>
+        <w:rPr>
+          <w:rStyle w:val="VerbatimChar"/>
+        </w:rPr>
+        <w:t xml:space="preserve">table3</w:t>
+      </w:r>
+      <w:r>
+        <w:t xml:space="preserve">: what is one row, and what is one column? (Answer in comments.)</w:t>
+      </w:r>
+    </w:p>
+    <w:p>
+      <w:pPr>
+        <w:pStyle w:val="Compact"/>
+        <w:numPr>
+          <w:ilvl w:val="0"/>
+          <w:numId w:val="1007"/>
+        </w:numPr>
+      </w:pPr>
+      <w:r>
+        <w:rPr>
+          <w:b/>
+          <w:bCs/>
+        </w:rPr>
+        <w:t xml:space="preserve">5.2.1</w:t>
+      </w:r>
+      <w:r>
+        <w:t xml:space="preserve"> </w:t>
+      </w:r>
+      <w:r>
+        <w:t xml:space="preserve">#2 — sketch the steps you’d take to compute a rate. You are not expected to</w:t>
+      </w:r>
+      <w:r>
+        <w:t xml:space="preserve"> </w:t>
+      </w:r>
+      <w:r>
+        <w:rPr>
+          <w:i/>
+          <w:iCs/>
+        </w:rPr>
+        <w:t xml:space="preserve">write</w:t>
+      </w:r>
+      <w:r>
+        <w:t xml:space="preserve"> </w:t>
+      </w:r>
+      <w:r>
+        <w:t xml:space="preserve">working code yet; name the moves in comments.</w:t>
+      </w:r>
+    </w:p>
+    <w:p>
+      <w:pPr>
+        <w:pStyle w:val="Compact"/>
+        <w:numPr>
+          <w:ilvl w:val="0"/>
+          <w:numId w:val="1007"/>
+        </w:numPr>
+      </w:pPr>
+      <w:r>
+        <w:t xml:space="preserve">Ch. 5 has only this one exercise block — the</w:t>
+      </w:r>
+      <w:r>
+        <w:t xml:space="preserve"> </w:t>
+      </w:r>
+      <w:r>
+        <w:rPr>
+          <w:rStyle w:val="VerbatimChar"/>
+        </w:rPr>
+        <w:t xml:space="preserve">pivot_longer()</w:t>
+      </w:r>
+      <w:r>
+        <w:t xml:space="preserve">/</w:t>
+      </w:r>
+      <w:r>
+        <w:rPr>
+          <w:rStyle w:val="VerbatimChar"/>
+        </w:rPr>
+        <w:t xml:space="preserve">pivot_wider()</w:t>
+      </w:r>
+      <w:r>
+        <w:t xml:space="preserve"> </w:t>
+      </w:r>
+      <w:r>
+        <w:t xml:space="preserve">sections have no exercises at all.</w:t>
+      </w:r>
+    </w:p>
+    <w:p>
+      <w:pPr>
+        <w:pStyle w:val="Compact"/>
+        <w:numPr>
+          <w:ilvl w:val="0"/>
+          <w:numId w:val="1007"/>
+        </w:numPr>
+      </w:pPr>
+      <w:r>
+        <w:t xml:space="preserve">Ch. 6 has no exercises worth assigning.</w:t>
+      </w:r>
+      <w:r>
+        <w:t xml:space="preserve"> </w:t>
+      </w:r>
+      <w:r>
+        <w:rPr>
+          <w:b/>
+          <w:bCs/>
+        </w:rPr>
+        <w:t xml:space="preserve">Instead, do this and say so in a comment:</w:t>
+      </w:r>
+      <w:r>
+        <w:t xml:space="preserve"> </w:t>
+      </w:r>
+      <w:r>
+        <w:t xml:space="preserve">create an</w:t>
+      </w:r>
+      <w:r>
+        <w:t xml:space="preserve"> </w:t>
+      </w:r>
+      <w:r>
+        <w:rPr>
+          <w:b/>
+          <w:bCs/>
+        </w:rPr>
+        <w:t xml:space="preserve">RStudio Project</w:t>
+      </w:r>
+      <w:r>
+        <w:t xml:space="preserve"> </w:t>
+      </w:r>
+      <w:r>
+        <w:t xml:space="preserve">for this course (§6.2.3) and move your scripts into it. Every lab from here on assumes you have one.</w:t>
+      </w:r>
+    </w:p>
+    <w:bookmarkEnd w:id="27"/>
     <w:sectPr>
       <w:footnotePr>
         <w:numRestart w:val="eachSect"/>
@@ -2014,6 +2332,9 @@
     <w:lvlOverride w:ilvl="8">
       <w:startOverride w:val="15"/>
     </w:lvlOverride>
+  </w:num>
+  <w:num w:numId="1007">
+    <w:abstractNumId w:val="991"/>
   </w:num>
 </w:numbering>
 </file>

--- a/homework/hw-03.docx
+++ b/homework/hw-03.docx
@@ -676,597 +676,33 @@
       </w:r>
     </w:p>
     <w:bookmarkEnd w:id="22"/>
-    <w:bookmarkStart w:id="23" w:name="part-4-real-data"/>
+    <w:bookmarkStart w:id="24" w:name="part-4-r4ds-exercises-required"/>
     <w:p>
       <w:pPr>
         <w:pStyle w:val="Heading2"/>
       </w:pPr>
       <w:r>
-        <w:t xml:space="preserve">Part 4: Real Data</w:t>
+        <w:t xml:space="preserve">Part 4: R4DS Exercises (required)</w:t>
       </w:r>
     </w:p>
     <w:p>
       <w:pPr>
-        <w:numPr>
-          <w:ilvl w:val="0"/>
-          <w:numId w:val="1004"/>
-        </w:numPr>
-      </w:pPr>
-      <w:r>
-        <w:t xml:space="preserve">Load the course anchor data:</w:t>
-      </w:r>
-    </w:p>
-    <w:p>
-      <w:pPr>
-        <w:pStyle w:val="SourceCode"/>
-        <w:numPr>
-          <w:ilvl w:val="0"/>
-          <w:numId w:val="1000"/>
-        </w:numPr>
-      </w:pPr>
-      <w:r>
-        <w:rPr>
-          <w:rStyle w:val="FunctionTok"/>
-        </w:rPr>
-        <w:t xml:space="preserve">library</w:t>
-      </w:r>
-      <w:r>
-        <w:rPr>
-          <w:rStyle w:val="NormalTok"/>
-        </w:rPr>
-        <w:t xml:space="preserve">(tidyverse)</w:t>
-      </w:r>
-      <w:r>
-        <w:br/>
-      </w:r>
-      <w:r>
-        <w:rPr>
-          <w:rStyle w:val="NormalTok"/>
-        </w:rPr>
-        <w:t xml:space="preserve">crimes </w:t>
-      </w:r>
-      <w:r>
-        <w:rPr>
-          <w:rStyle w:val="OtherTok"/>
-        </w:rPr>
-        <w:t xml:space="preserve">&lt;-</w:t>
-      </w:r>
-      <w:r>
-        <w:rPr>
-          <w:rStyle w:val="NormalTok"/>
-        </w:rPr>
-        <w:t xml:space="preserve"> </w:t>
-      </w:r>
-      <w:r>
-        <w:rPr>
-          <w:rStyle w:val="FunctionTok"/>
-        </w:rPr>
-        <w:t xml:space="preserve">read_csv</w:t>
-      </w:r>
-      <w:r>
-        <w:rPr>
-          <w:rStyle w:val="NormalTok"/>
-        </w:rPr>
-        <w:t xml:space="preserve">(</w:t>
-      </w:r>
-      <w:r>
-        <w:rPr>
-          <w:rStyle w:val="StringTok"/>
-        </w:rPr>
-        <w:t xml:space="preserve">"https://smourtgos.github.io/crju705/data/chicago-crimes-2025.csv"</w:t>
-      </w:r>
-      <w:r>
-        <w:rPr>
-          <w:rStyle w:val="NormalTok"/>
-        </w:rPr>
-        <w:t xml:space="preserve">)</w:t>
-      </w:r>
-    </w:p>
-    <w:p>
-      <w:pPr>
-        <w:numPr>
-          <w:ilvl w:val="0"/>
-          <w:numId w:val="1004"/>
-        </w:numPr>
-      </w:pPr>
-      <w:r>
-        <w:t xml:space="preserve">Compute the marginal probability that an incident ended in arrest: P(arrest).</w:t>
-      </w:r>
-      <w:r>
-        <w:t xml:space="preserve"> </w:t>
-      </w:r>
-      <w:r>
-        <w:rPr>
-          <w:i/>
-          <w:iCs/>
-        </w:rPr>
-        <w:t xml:space="preserve">(Hint:</w:t>
-      </w:r>
-      <w:r>
-        <w:rPr>
-          <w:i/>
-          <w:iCs/>
-        </w:rPr>
-        <w:t xml:space="preserve"> </w:t>
-      </w:r>
-      <w:r>
-        <w:rPr>
-          <w:rStyle w:val="VerbatimChar"/>
-          <w:i/>
-          <w:iCs/>
-        </w:rPr>
-        <w:t xml:space="preserve">arrest</w:t>
-      </w:r>
-      <w:r>
-        <w:rPr>
-          <w:i/>
-          <w:iCs/>
-        </w:rPr>
-        <w:t xml:space="preserve"> </w:t>
-      </w:r>
-      <w:r>
-        <w:rPr>
-          <w:i/>
-          <w:iCs/>
-        </w:rPr>
-        <w:t xml:space="preserve">is logical, and</w:t>
-      </w:r>
-      <w:r>
-        <w:rPr>
-          <w:i/>
-          <w:iCs/>
-        </w:rPr>
-        <w:t xml:space="preserve"> </w:t>
-      </w:r>
-      <w:r>
-        <w:rPr>
-          <w:rStyle w:val="VerbatimChar"/>
-          <w:i/>
-          <w:iCs/>
-        </w:rPr>
-        <w:t xml:space="preserve">mean()</w:t>
-      </w:r>
-      <w:r>
-        <w:rPr>
-          <w:i/>
-          <w:iCs/>
-        </w:rPr>
-        <w:t xml:space="preserve"> </w:t>
-      </w:r>
-      <w:r>
-        <w:rPr>
-          <w:i/>
-          <w:iCs/>
-        </w:rPr>
-        <w:t xml:space="preserve">of a logical is a proportion.)</w:t>
-      </w:r>
-    </w:p>
-    <w:p>
-      <w:pPr>
-        <w:numPr>
-          <w:ilvl w:val="0"/>
-          <w:numId w:val="1004"/>
-        </w:numPr>
-      </w:pPr>
-      <w:r>
-        <w:t xml:space="preserve">Compute the conditional probability of arrest given each crime category: P(arrest | Violent), P(arrest | Property), P(arrest | Other).</w:t>
-      </w:r>
-      <w:r>
-        <w:t xml:space="preserve"> </w:t>
-      </w:r>
-      <w:r>
-        <w:rPr>
-          <w:i/>
-          <w:iCs/>
-        </w:rPr>
-        <w:t xml:space="preserve">(Hint:</w:t>
-      </w:r>
-      <w:r>
-        <w:rPr>
-          <w:i/>
-          <w:iCs/>
-        </w:rPr>
-        <w:t xml:space="preserve"> </w:t>
-      </w:r>
-      <w:r>
-        <w:rPr>
-          <w:rStyle w:val="VerbatimChar"/>
-          <w:i/>
-          <w:iCs/>
-        </w:rPr>
-        <w:t xml:space="preserve">summarize()</w:t>
-      </w:r>
-      <w:r>
-        <w:rPr>
-          <w:i/>
-          <w:iCs/>
-        </w:rPr>
-        <w:t xml:space="preserve"> </w:t>
-      </w:r>
-      <w:r>
-        <w:rPr>
-          <w:i/>
-          <w:iCs/>
-        </w:rPr>
-        <w:t xml:space="preserve">with</w:t>
-      </w:r>
-      <w:r>
-        <w:rPr>
-          <w:i/>
-          <w:iCs/>
-        </w:rPr>
-        <w:t xml:space="preserve"> </w:t>
-      </w:r>
-      <w:r>
-        <w:rPr>
-          <w:rStyle w:val="VerbatimChar"/>
-          <w:i/>
-          <w:iCs/>
-        </w:rPr>
-        <w:t xml:space="preserve">.by = crime_category</w:t>
-      </w:r>
-      <w:r>
-        <w:rPr>
-          <w:i/>
-          <w:iCs/>
-        </w:rPr>
-        <w:t xml:space="preserve">.)</w:t>
-      </w:r>
-    </w:p>
-    <w:p>
-      <w:pPr>
-        <w:numPr>
-          <w:ilvl w:val="0"/>
-          <w:numId w:val="1004"/>
-        </w:numPr>
-      </w:pPr>
-      <w:r>
-        <w:t xml:space="preserve">Compute P(arrest | domestic == TRUE) and compare it to your overall P(arrest) from Q11.</w:t>
-      </w:r>
-    </w:p>
-    <w:p>
-      <w:pPr>
-        <w:numPr>
-          <w:ilvl w:val="0"/>
-          <w:numId w:val="1004"/>
-        </w:numPr>
-      </w:pPr>
-      <w:r>
-        <w:rPr>
-          <w:b/>
-          <w:bCs/>
-        </w:rPr>
-        <w:t xml:space="preserve">Interpretation (in a comment):</w:t>
-      </w:r>
-      <w:r>
-        <w:t xml:space="preserve"> </w:t>
-      </w:r>
-      <w:r>
-        <w:t xml:space="preserve">based on Q12 and Q13 — which variable (</w:t>
-      </w:r>
-      <w:r>
-        <w:rPr>
-          <w:rStyle w:val="VerbatimChar"/>
-        </w:rPr>
-        <w:t xml:space="preserve">crime_category</w:t>
-      </w:r>
-      <w:r>
-        <w:t xml:space="preserve"> </w:t>
-      </w:r>
-      <w:r>
-        <w:t xml:space="preserve">or</w:t>
-      </w:r>
-      <w:r>
-        <w:t xml:space="preserve"> </w:t>
-      </w:r>
-      <w:r>
-        <w:rPr>
-          <w:rStyle w:val="VerbatimChar"/>
-        </w:rPr>
-        <w:t xml:space="preserve">domestic</w:t>
-      </w:r>
-      <w:r>
-        <w:t xml:space="preserve">) is closer to</w:t>
-      </w:r>
-      <w:r>
-        <w:t xml:space="preserve"> </w:t>
-      </w:r>
-      <w:r>
-        <w:rPr>
-          <w:i/>
-          <w:iCs/>
-        </w:rPr>
-        <w:t xml:space="preserve">independent</w:t>
-      </w:r>
-      <w:r>
-        <w:t xml:space="preserve"> </w:t>
-      </w:r>
-      <w:r>
-        <w:t xml:space="preserve">of arrest in these data, and how can you tell? Use the definition from lecture: A and B are independent when P(A | B) = P(A).</w:t>
-      </w:r>
-    </w:p>
-    <w:bookmarkEnd w:id="23"/>
-    <w:bookmarkStart w:id="24" w:name="part-5-reversing-a-conditional"/>
-    <w:p>
-      <w:pPr>
-        <w:pStyle w:val="Heading2"/>
-      </w:pPr>
-      <w:r>
-        <w:t xml:space="preserve">Part 5: Reversing a Conditional</w:t>
-      </w:r>
-    </w:p>
-    <w:p>
-      <w:pPr>
         <w:pStyle w:val="FirstParagraph"/>
       </w:pPr>
       <w:r>
-        <w:t xml:space="preserve">A roadside field drug test has these properties:</w:t>
-      </w:r>
-    </w:p>
-    <w:p>
-      <w:pPr>
-        <w:pStyle w:val="Compact"/>
-        <w:numPr>
-          <w:ilvl w:val="0"/>
-          <w:numId w:val="1005"/>
-        </w:numPr>
-      </w:pPr>
-      <w:r>
-        <w:rPr>
-          <w:b/>
-          <w:bCs/>
-        </w:rPr>
-        <w:t xml:space="preserve">5%</w:t>
-      </w:r>
-      <w:r>
-        <w:t xml:space="preserve"> </w:t>
-      </w:r>
-      <w:r>
-        <w:t xml:space="preserve">of stopped drivers actually carry drugs (the base rate)</w:t>
-      </w:r>
-    </w:p>
-    <w:p>
-      <w:pPr>
-        <w:pStyle w:val="Compact"/>
-        <w:numPr>
-          <w:ilvl w:val="0"/>
-          <w:numId w:val="1005"/>
-        </w:numPr>
-      </w:pPr>
-      <w:r>
-        <w:t xml:space="preserve">The test flags</w:t>
-      </w:r>
-      <w:r>
-        <w:t xml:space="preserve"> </w:t>
-      </w:r>
-      <w:r>
-        <w:rPr>
-          <w:b/>
-          <w:bCs/>
-        </w:rPr>
-        <w:t xml:space="preserve">90%</w:t>
-      </w:r>
-      <w:r>
-        <w:t xml:space="preserve"> </w:t>
-      </w:r>
-      <w:r>
-        <w:t xml:space="preserve">of drivers who carry (sensitivity)</w:t>
-      </w:r>
-    </w:p>
-    <w:p>
-      <w:pPr>
-        <w:pStyle w:val="Compact"/>
-        <w:numPr>
-          <w:ilvl w:val="0"/>
-          <w:numId w:val="1005"/>
-        </w:numPr>
-      </w:pPr>
-      <w:r>
-        <w:t xml:space="preserve">The test also flags</w:t>
-      </w:r>
-      <w:r>
-        <w:t xml:space="preserve"> </w:t>
-      </w:r>
-      <w:r>
-        <w:rPr>
-          <w:b/>
-          <w:bCs/>
-        </w:rPr>
-        <w:t xml:space="preserve">8%</w:t>
-      </w:r>
-      <w:r>
-        <w:t xml:space="preserve"> </w:t>
-      </w:r>
-      <w:r>
-        <w:t xml:space="preserve">of drivers who do</w:t>
-      </w:r>
-      <w:r>
-        <w:t xml:space="preserve"> </w:t>
-      </w:r>
-      <w:r>
-        <w:rPr>
-          <w:i/>
-          <w:iCs/>
-        </w:rPr>
-        <w:t xml:space="preserve">not</w:t>
-      </w:r>
-      <w:r>
-        <w:t xml:space="preserve"> </w:t>
-      </w:r>
-      <w:r>
-        <w:t xml:space="preserve">carry (false-positive rate)</w:t>
-      </w:r>
-    </w:p>
-    <w:p>
-      <w:pPr>
-        <w:numPr>
-          <w:ilvl w:val="0"/>
-          <w:numId w:val="1006"/>
-        </w:numPr>
-      </w:pPr>
-      <w:r>
-        <w:t xml:space="preserve">For 1,000 stops, build the counting table from lecture — how many carriers get flagged, how many non-carriers get flagged? You can do the arithmetic directly in R (e.g.,</w:t>
-      </w:r>
-      <w:r>
-        <w:t xml:space="preserve"> </w:t>
-      </w:r>
-      <w:r>
-        <w:rPr>
-          <w:rStyle w:val="VerbatimChar"/>
-        </w:rPr>
-        <w:t xml:space="preserve">1000 * 0.05 * 0.90</w:t>
-      </w:r>
-      <w:r>
-        <w:t xml:space="preserve">) or lay it out with</w:t>
-      </w:r>
-      <w:r>
-        <w:t xml:space="preserve"> </w:t>
-      </w:r>
-      <w:r>
-        <w:rPr>
-          <w:rStyle w:val="VerbatimChar"/>
-        </w:rPr>
-        <w:t xml:space="preserve">tribble()</w:t>
-      </w:r>
-      <w:r>
-        <w:t xml:space="preserve">. Report the total number of flagged drivers.</w:t>
-      </w:r>
-    </w:p>
-    <w:p>
-      <w:pPr>
-        <w:numPr>
-          <w:ilvl w:val="0"/>
-          <w:numId w:val="1006"/>
-        </w:numPr>
-      </w:pPr>
-      <w:r>
-        <w:t xml:space="preserve">Using your counts from Q15, compute</w:t>
-      </w:r>
-      <w:r>
-        <w:t xml:space="preserve"> </w:t>
-      </w:r>
-      <w:r>
-        <w:rPr>
-          <w:b/>
-          <w:bCs/>
-        </w:rPr>
-        <w:t xml:space="preserve">P(carries | flagged)</w:t>
-      </w:r>
-      <w:r>
-        <w:t xml:space="preserve"> </w:t>
-      </w:r>
-      <w:r>
-        <w:t xml:space="preserve">— the probability a</w:t>
-      </w:r>
-      <w:r>
-        <w:t xml:space="preserve"> </w:t>
-      </w:r>
-      <w:r>
-        <w:rPr>
-          <w:i/>
-          <w:iCs/>
-        </w:rPr>
-        <w:t xml:space="preserve">flagged</w:t>
-      </w:r>
-      <w:r>
-        <w:t xml:space="preserve"> </w:t>
-      </w:r>
-      <w:r>
-        <w:t xml:space="preserve">driver actually carries.</w:t>
-      </w:r>
-    </w:p>
-    <w:p>
-      <w:pPr>
-        <w:numPr>
-          <w:ilvl w:val="0"/>
-          <w:numId w:val="1006"/>
-        </w:numPr>
-      </w:pPr>
-      <w:r>
-        <w:rPr>
-          <w:b/>
-          <w:bCs/>
-        </w:rPr>
-        <w:t xml:space="preserve">Interpretation (in a comment):</w:t>
-      </w:r>
-      <w:r>
-        <w:t xml:space="preserve"> </w:t>
-      </w:r>
-      <w:r>
-        <w:t xml:space="preserve">the manufacturer advertises the test as</w:t>
-      </w:r>
-      <w:r>
-        <w:t xml:space="preserve"> </w:t>
-      </w:r>
-      <w:r>
-        <w:t xml:space="preserve">“90% accurate.”</w:t>
-      </w:r>
-      <w:r>
-        <w:t xml:space="preserve"> </w:t>
-      </w:r>
-      <w:r>
-        <w:t xml:space="preserve">In one or two sentences: why is your Q16 answer nowhere near 90%, and which conditional probability does the</w:t>
-      </w:r>
-      <w:r>
-        <w:t xml:space="preserve"> </w:t>
-      </w:r>
-      <w:r>
-        <w:t xml:space="preserve">“90%”</w:t>
-      </w:r>
-      <w:r>
-        <w:t xml:space="preserve"> </w:t>
-      </w:r>
-      <w:r>
-        <w:t xml:space="preserve">actually describe?</w:t>
-      </w:r>
-    </w:p>
-    <w:bookmarkEnd w:id="24"/>
-    <w:bookmarkStart w:id="27" w:name="part-6-r4ds-exercises-required"/>
-    <w:p>
-      <w:pPr>
-        <w:pStyle w:val="Heading2"/>
-      </w:pPr>
-      <w:r>
-        <w:t xml:space="preserve">Part 6: R4DS Exercises (required)</w:t>
-      </w:r>
-    </w:p>
-    <w:p>
-      <w:pPr>
-        <w:pStyle w:val="FirstParagraph"/>
-      </w:pPr>
-      <w:r>
         <w:t xml:space="preserve">From your R4DS reading for Session 4 —</w:t>
       </w:r>
       <w:r>
         <w:t xml:space="preserve"> </w:t>
       </w:r>
-      <w:hyperlink r:id="rId25">
+      <w:hyperlink r:id="rId23">
         <w:r>
           <w:rPr>
             <w:rStyle w:val="Hyperlink"/>
             <w:b/>
             <w:bCs/>
           </w:rPr>
-          <w:t xml:space="preserve">Ch. 5</w:t>
-        </w:r>
-      </w:hyperlink>
-      <w:r>
-        <w:t xml:space="preserve"> </w:t>
-      </w:r>
-      <w:r>
-        <w:t xml:space="preserve">and</w:t>
-      </w:r>
-      <w:r>
-        <w:t xml:space="preserve"> </w:t>
-      </w:r>
-      <w:hyperlink r:id="rId26">
-        <w:r>
-          <w:rPr>
-            <w:rStyle w:val="Hyperlink"/>
-            <w:b/>
-            <w:bCs/>
-          </w:rPr>
-          <w:t xml:space="preserve">Ch. 6</w:t>
+          <w:t xml:space="preserve">Ch. 5, Data tidying</w:t>
         </w:r>
       </w:hyperlink>
       <w:r>
@@ -1367,7 +803,7 @@
         <w:pStyle w:val="Compact"/>
         <w:numPr>
           <w:ilvl w:val="0"/>
-          <w:numId w:val="1007"/>
+          <w:numId w:val="1004"/>
         </w:numPr>
       </w:pPr>
       <w:r>
@@ -1425,7 +861,7 @@
         <w:pStyle w:val="Compact"/>
         <w:numPr>
           <w:ilvl w:val="0"/>
-          <w:numId w:val="1007"/>
+          <w:numId w:val="1004"/>
         </w:numPr>
       </w:pPr>
       <w:r>
@@ -1463,7 +899,7 @@
         <w:pStyle w:val="Compact"/>
         <w:numPr>
           <w:ilvl w:val="0"/>
-          <w:numId w:val="1007"/>
+          <w:numId w:val="1004"/>
         </w:numPr>
       </w:pPr>
       <w:r>
@@ -1491,54 +927,10 @@
         <w:t xml:space="preserve"> </w:t>
       </w:r>
       <w:r>
-        <w:t xml:space="preserve">sections have no exercises at all.</w:t>
+        <w:t xml:space="preserve">sections have no exercises at all, so these two are the whole set.</w:t>
       </w:r>
     </w:p>
-    <w:p>
-      <w:pPr>
-        <w:pStyle w:val="Compact"/>
-        <w:numPr>
-          <w:ilvl w:val="0"/>
-          <w:numId w:val="1007"/>
-        </w:numPr>
-      </w:pPr>
-      <w:r>
-        <w:t xml:space="preserve">Ch. 6 has no exercises worth assigning.</w:t>
-      </w:r>
-      <w:r>
-        <w:t xml:space="preserve"> </w:t>
-      </w:r>
-      <w:r>
-        <w:rPr>
-          <w:b/>
-          <w:bCs/>
-        </w:rPr>
-        <w:t xml:space="preserve">Instead, do this and say so in a comment:</w:t>
-      </w:r>
-      <w:r>
-        <w:t xml:space="preserve"> </w:t>
-      </w:r>
-      <w:r>
-        <w:t xml:space="preserve">create an</w:t>
-      </w:r>
-      <w:r>
-        <w:t xml:space="preserve"> </w:t>
-      </w:r>
-      <w:r>
-        <w:rPr>
-          <w:b/>
-          <w:bCs/>
-        </w:rPr>
-        <w:t xml:space="preserve">RStudio Project</w:t>
-      </w:r>
-      <w:r>
-        <w:t xml:space="preserve"> </w:t>
-      </w:r>
-      <w:r>
-        <w:t xml:space="preserve">for this course (§6.2.3) and move your scripts into it. Every lab from here on assumes you have one.</w:t>
-      </w:r>
-    </w:p>
-    <w:bookmarkEnd w:id="27"/>
+    <w:bookmarkEnd w:id="24"/>
     <w:sectPr>
       <w:footnotePr>
         <w:numRestart w:val="eachSect"/>
@@ -1904,91 +1296,6 @@
       </w:pPr>
     </w:lvl>
   </w:abstractNum>
-  <w:abstractNum w:abstractNumId="994110">
-    <w:nsid w:val="0A994110"/>
-    <w:multiLevelType w:val="multilevel"/>
-    <w:lvl w:ilvl="0">
-      <w:start w:val="10"/>
-      <w:numFmt w:val="decimal"/>
-      <w:lvlText w:val="%1."/>
-      <w:lvlJc w:val="left"/>
-      <w:pPr>
-        <w:ind w:left="720" w:hanging="360"/>
-      </w:pPr>
-    </w:lvl>
-    <w:lvl w:ilvl="1">
-      <w:start w:val="10"/>
-      <w:numFmt w:val="decimal"/>
-      <w:lvlText w:val="%2."/>
-      <w:lvlJc w:val="left"/>
-      <w:pPr>
-        <w:ind w:left="1440" w:hanging="360"/>
-      </w:pPr>
-    </w:lvl>
-    <w:lvl w:ilvl="2">
-      <w:start w:val="10"/>
-      <w:numFmt w:val="decimal"/>
-      <w:lvlText w:val="%3."/>
-      <w:lvlJc w:val="left"/>
-      <w:pPr>
-        <w:ind w:left="2160" w:hanging="360"/>
-      </w:pPr>
-    </w:lvl>
-    <w:lvl w:ilvl="3">
-      <w:start w:val="10"/>
-      <w:numFmt w:val="decimal"/>
-      <w:lvlText w:val="%4."/>
-      <w:lvlJc w:val="left"/>
-      <w:pPr>
-        <w:ind w:left="2880" w:hanging="360"/>
-      </w:pPr>
-    </w:lvl>
-    <w:lvl w:ilvl="4">
-      <w:start w:val="10"/>
-      <w:numFmt w:val="decimal"/>
-      <w:lvlText w:val="%5."/>
-      <w:lvlJc w:val="left"/>
-      <w:pPr>
-        <w:ind w:left="3600" w:hanging="360"/>
-      </w:pPr>
-    </w:lvl>
-    <w:lvl w:ilvl="5">
-      <w:start w:val="10"/>
-      <w:numFmt w:val="decimal"/>
-      <w:lvlText w:val="%6."/>
-      <w:lvlJc w:val="left"/>
-      <w:pPr>
-        <w:ind w:left="4320" w:hanging="360"/>
-      </w:pPr>
-    </w:lvl>
-    <w:lvl w:ilvl="6">
-      <w:start w:val="10"/>
-      <w:numFmt w:val="decimal"/>
-      <w:lvlText w:val="%7."/>
-      <w:lvlJc w:val="left"/>
-      <w:pPr>
-        <w:ind w:left="5040" w:hanging="360"/>
-      </w:pPr>
-    </w:lvl>
-    <w:lvl w:ilvl="7">
-      <w:start w:val="10"/>
-      <w:numFmt w:val="decimal"/>
-      <w:lvlText w:val="%8."/>
-      <w:lvlJc w:val="left"/>
-      <w:pPr>
-        <w:ind w:left="5760" w:hanging="360"/>
-      </w:pPr>
-    </w:lvl>
-    <w:lvl w:ilvl="8">
-      <w:start w:val="10"/>
-      <w:numFmt w:val="decimal"/>
-      <w:lvlText w:val="%9."/>
-      <w:lvlJc w:val="left"/>
-      <w:pPr>
-        <w:ind w:left="6480" w:hanging="360"/>
-      </w:pPr>
-    </w:lvl>
-  </w:abstractNum>
   <w:abstractNum w:abstractNumId="991">
     <w:nsid w:val="0000A991"/>
     <w:multiLevelType w:val="multilevel"/>
@@ -2090,91 +1397,6 @@
       <w:rPr>
         <w:rFonts w:ascii="Wingdings" w:hAnsi="Wingdings" w:cs="Wingdings" w:hint="default"/>
       </w:rPr>
-    </w:lvl>
-  </w:abstractNum>
-  <w:abstractNum w:abstractNumId="994115">
-    <w:nsid w:val="0A994115"/>
-    <w:multiLevelType w:val="multilevel"/>
-    <w:lvl w:ilvl="0">
-      <w:start w:val="15"/>
-      <w:numFmt w:val="decimal"/>
-      <w:lvlText w:val="%1."/>
-      <w:lvlJc w:val="left"/>
-      <w:pPr>
-        <w:ind w:left="720" w:hanging="360"/>
-      </w:pPr>
-    </w:lvl>
-    <w:lvl w:ilvl="1">
-      <w:start w:val="15"/>
-      <w:numFmt w:val="decimal"/>
-      <w:lvlText w:val="%2."/>
-      <w:lvlJc w:val="left"/>
-      <w:pPr>
-        <w:ind w:left="1440" w:hanging="360"/>
-      </w:pPr>
-    </w:lvl>
-    <w:lvl w:ilvl="2">
-      <w:start w:val="15"/>
-      <w:numFmt w:val="decimal"/>
-      <w:lvlText w:val="%3."/>
-      <w:lvlJc w:val="left"/>
-      <w:pPr>
-        <w:ind w:left="2160" w:hanging="360"/>
-      </w:pPr>
-    </w:lvl>
-    <w:lvl w:ilvl="3">
-      <w:start w:val="15"/>
-      <w:numFmt w:val="decimal"/>
-      <w:lvlText w:val="%4."/>
-      <w:lvlJc w:val="left"/>
-      <w:pPr>
-        <w:ind w:left="2880" w:hanging="360"/>
-      </w:pPr>
-    </w:lvl>
-    <w:lvl w:ilvl="4">
-      <w:start w:val="15"/>
-      <w:numFmt w:val="decimal"/>
-      <w:lvlText w:val="%5."/>
-      <w:lvlJc w:val="left"/>
-      <w:pPr>
-        <w:ind w:left="3600" w:hanging="360"/>
-      </w:pPr>
-    </w:lvl>
-    <w:lvl w:ilvl="5">
-      <w:start w:val="15"/>
-      <w:numFmt w:val="decimal"/>
-      <w:lvlText w:val="%6."/>
-      <w:lvlJc w:val="left"/>
-      <w:pPr>
-        <w:ind w:left="4320" w:hanging="360"/>
-      </w:pPr>
-    </w:lvl>
-    <w:lvl w:ilvl="6">
-      <w:start w:val="15"/>
-      <w:numFmt w:val="decimal"/>
-      <w:lvlText w:val="%7."/>
-      <w:lvlJc w:val="left"/>
-      <w:pPr>
-        <w:ind w:left="5040" w:hanging="360"/>
-      </w:pPr>
-    </w:lvl>
-    <w:lvl w:ilvl="7">
-      <w:start w:val="15"/>
-      <w:numFmt w:val="decimal"/>
-      <w:lvlText w:val="%8."/>
-      <w:lvlJc w:val="left"/>
-      <w:pPr>
-        <w:ind w:left="5760" w:hanging="360"/>
-      </w:pPr>
-    </w:lvl>
-    <w:lvl w:ilvl="8">
-      <w:start w:val="15"/>
-      <w:numFmt w:val="decimal"/>
-      <w:lvlText w:val="%9."/>
-      <w:lvlJc w:val="left"/>
-      <w:pPr>
-        <w:ind w:left="6480" w:hanging="360"/>
-      </w:pPr>
     </w:lvl>
   </w:abstractNum>
   <w:num w:numId="1000">
@@ -2271,69 +1493,6 @@
     </w:lvlOverride>
   </w:num>
   <w:num w:numId="1004">
-    <w:abstractNumId w:val="994110"/>
-    <w:lvlOverride w:ilvl="0">
-      <w:startOverride w:val="10"/>
-    </w:lvlOverride>
-    <w:lvlOverride w:ilvl="1">
-      <w:startOverride w:val="10"/>
-    </w:lvlOverride>
-    <w:lvlOverride w:ilvl="2">
-      <w:startOverride w:val="10"/>
-    </w:lvlOverride>
-    <w:lvlOverride w:ilvl="3">
-      <w:startOverride w:val="10"/>
-    </w:lvlOverride>
-    <w:lvlOverride w:ilvl="4">
-      <w:startOverride w:val="10"/>
-    </w:lvlOverride>
-    <w:lvlOverride w:ilvl="5">
-      <w:startOverride w:val="10"/>
-    </w:lvlOverride>
-    <w:lvlOverride w:ilvl="6">
-      <w:startOverride w:val="10"/>
-    </w:lvlOverride>
-    <w:lvlOverride w:ilvl="7">
-      <w:startOverride w:val="10"/>
-    </w:lvlOverride>
-    <w:lvlOverride w:ilvl="8">
-      <w:startOverride w:val="10"/>
-    </w:lvlOverride>
-  </w:num>
-  <w:num w:numId="1005">
-    <w:abstractNumId w:val="991"/>
-  </w:num>
-  <w:num w:numId="1006">
-    <w:abstractNumId w:val="994115"/>
-    <w:lvlOverride w:ilvl="0">
-      <w:startOverride w:val="15"/>
-    </w:lvlOverride>
-    <w:lvlOverride w:ilvl="1">
-      <w:startOverride w:val="15"/>
-    </w:lvlOverride>
-    <w:lvlOverride w:ilvl="2">
-      <w:startOverride w:val="15"/>
-    </w:lvlOverride>
-    <w:lvlOverride w:ilvl="3">
-      <w:startOverride w:val="15"/>
-    </w:lvlOverride>
-    <w:lvlOverride w:ilvl="4">
-      <w:startOverride w:val="15"/>
-    </w:lvlOverride>
-    <w:lvlOverride w:ilvl="5">
-      <w:startOverride w:val="15"/>
-    </w:lvlOverride>
-    <w:lvlOverride w:ilvl="6">
-      <w:startOverride w:val="15"/>
-    </w:lvlOverride>
-    <w:lvlOverride w:ilvl="7">
-      <w:startOverride w:val="15"/>
-    </w:lvlOverride>
-    <w:lvlOverride w:ilvl="8">
-      <w:startOverride w:val="15"/>
-    </w:lvlOverride>
-  </w:num>
-  <w:num w:numId="1007">
     <w:abstractNumId w:val="991"/>
   </w:num>
 </w:numbering>
